--- a/lessons/4-3/downloads/reveal/teacher/4.3-prerequisite-practice-answer-key.docx
+++ b/lessons/4-3/downloads/reveal/teacher/4.3-prerequisite-practice-answer-key.docx
@@ -93,6 +93,7 @@
                 <w:tab w:val="right" w:pos="9504"/>
               </w:tabs>
               <w:spacing w:before="90" w:after="50" w:line="240" w:lineRule="auto"/>
+              <w:outlineLvl w:val="1"/>
             </w:pPr>
             <w:r>
               <w:rPr>
@@ -159,7 +160,7 @@
                 <w:sz w:val="17"/>
                 <w:szCs w:val="17"/>
               </w:rPr>
-              <w:t xml:space="preserve">Step 1: 40   Step 2: 40, 20   Step 3: 20</w:t>
+              <w:t xml:space="preserve">Step 1: 40   Step 2: 40, 20   Step 3: 20, 40</w:t>
             </w:r>
           </w:p>
           <w:p>
@@ -196,7 +197,7 @@
                 <w:sz w:val="17"/>
                 <w:szCs w:val="17"/>
               </w:rPr>
-              <w:t xml:space="preserve">Step 1: 18   Step 2: 9   Step 3: 18</w:t>
+              <w:t xml:space="preserve">Step 1: 18   Step 2: 18, 9   Step 3: 9, 18</w:t>
             </w:r>
           </w:p>
           <w:p>
@@ -270,7 +271,7 @@
                 <w:sz w:val="17"/>
                 <w:szCs w:val="17"/>
               </w:rPr>
-              <w:t xml:space="preserve">Step 1: 10   Step 2: 30   Step 3: 30</w:t>
+              <w:t xml:space="preserve">Step 1: 10   Step 2: 10, 30   Step 3: 30, 30</w:t>
             </w:r>
           </w:p>
           <w:p>
@@ -307,7 +308,7 @@
                 <w:sz w:val="17"/>
                 <w:szCs w:val="17"/>
               </w:rPr>
-              <w:t xml:space="preserve">Step 1: 3   Step 2: 10   Step 3: 30</w:t>
+              <w:t xml:space="preserve">Step 1: 3   Step 2: 10   Step 3: 10, 3, 30</w:t>
             </w:r>
           </w:p>
           <w:p>
@@ -410,6 +411,7 @@
                 <w:tab w:val="right" w:pos="9504"/>
               </w:tabs>
               <w:spacing w:before="90" w:after="50" w:line="240" w:lineRule="auto"/>
+              <w:outlineLvl w:val="1"/>
             </w:pPr>
             <w:r>
               <w:rPr>
@@ -761,6 +763,7 @@
                 <w:tab w:val="right" w:pos="9504"/>
               </w:tabs>
               <w:spacing w:before="90" w:after="50" w:line="240" w:lineRule="auto"/>
+              <w:outlineLvl w:val="1"/>
             </w:pPr>
             <w:r>
               <w:rPr>
@@ -827,7 +830,7 @@
                 <w:sz w:val="17"/>
                 <w:szCs w:val="17"/>
               </w:rPr>
-              <w:t xml:space="preserve">Step 1: 0   Step 2: 2   Step 3: 4.5</w:t>
+              <w:t xml:space="preserve">Step 1: 0   Step 2: 2, 4.50   Step 3: 4.5</w:t>
             </w:r>
           </w:p>
           <w:p>
@@ -864,7 +867,7 @@
                 <w:sz w:val="17"/>
                 <w:szCs w:val="17"/>
               </w:rPr>
-              <w:t xml:space="preserve">Step 1: 0   Step 2: 1   Step 3: 6</w:t>
+              <w:t xml:space="preserve">Step 1: 0   Step 2: 1, 6.0   Step 3: 6</w:t>
             </w:r>
           </w:p>
           <w:p>
@@ -938,7 +941,7 @@
                 <w:sz w:val="17"/>
                 <w:szCs w:val="17"/>
               </w:rPr>
-              <w:t xml:space="preserve">Step 1: 1, 8   Step 2: 2   Step 3: 420</w:t>
+              <w:t xml:space="preserve">Step 1: 1, 8   Step 2: yes, 2   Step 3: 420</w:t>
             </w:r>
           </w:p>
           <w:p>
@@ -975,7 +978,7 @@
                 <w:sz w:val="17"/>
                 <w:szCs w:val="17"/>
               </w:rPr>
-              <w:t xml:space="preserve">Step 1: 5, 2   Step 2: 5   Step 3: 150</w:t>
+              <w:t xml:space="preserve">Step 1: 5, 2   Step 2: no, 5   Step 3: 150</w:t>
             </w:r>
           </w:p>
           <w:p>
@@ -1078,6 +1081,7 @@
                 <w:tab w:val="right" w:pos="9504"/>
               </w:tabs>
               <w:spacing w:before="90" w:after="50" w:line="240" w:lineRule="auto"/>
+              <w:outlineLvl w:val="1"/>
             </w:pPr>
             <w:r>
               <w:rPr>
@@ -1144,7 +1148,7 @@
                 <w:sz w:val="17"/>
                 <w:szCs w:val="17"/>
               </w:rPr>
-              <w:t xml:space="preserve">Step 1: 25   Step 2: 40   Step 3: 10</w:t>
+              <w:t xml:space="preserve">Step 1: 25   Step 2: 40   Step 3: 25, 40, 10</w:t>
             </w:r>
           </w:p>
           <w:p>
@@ -1181,7 +1185,7 @@
                 <w:sz w:val="17"/>
                 <w:szCs w:val="17"/>
               </w:rPr>
-              <w:t xml:space="preserve">Step 1: 10   Step 2: 300   Step 3: 30</w:t>
+              <w:t xml:space="preserve">Step 1: 10   Step 2: 300   Step 3: 10, 300, 30</w:t>
             </w:r>
           </w:p>
           <w:p>
@@ -1255,7 +1259,7 @@
                 <w:sz w:val="17"/>
                 <w:szCs w:val="17"/>
               </w:rPr>
-              <w:t xml:space="preserve">Step 1: 200   Step 2: 200, 200   Step 3: yes</w:t>
+              <w:t xml:space="preserve">Step 1: 200   Step 2: 200, 200   Step 3: 200, yes</w:t>
             </w:r>
           </w:p>
           <w:p>
@@ -1292,7 +1296,7 @@
                 <w:sz w:val="17"/>
                 <w:szCs w:val="17"/>
               </w:rPr>
-              <w:t xml:space="preserve">Step 1: 16   Step 2: 32   Step 3: yes</w:t>
+              <w:t xml:space="preserve">Step 1: 16   Step 2: 16, 32   Step 3: 32, yes</w:t>
             </w:r>
           </w:p>
           <w:p>
